--- a/wwwroot/DocxModel/Development/PHY_Pilling_Martindale.docx
+++ b/wwwroot/DocxModel/Development/PHY_Pilling_Martindale.docx
@@ -832,7 +832,7 @@
       </w:tr>
       <w:tr>
         <w:trPr>
-          <w:trHeight w:val="310"/>
+          <w:trHeight w:val="197"/>
           <w:jc w:val="center"/>
         </w:trPr>
         <w:tc>
@@ -3511,568 +3511,6 @@
 
 <file path=word/footer4.xml><?xml version="1.0" encoding="utf-8"?>
 <w:ftr xmlns:wpc="http://schemas.microsoft.com/office/word/2010/wordprocessingCanvas" xmlns:cx="http://schemas.microsoft.com/office/drawing/2014/chartex" xmlns:cx1="http://schemas.microsoft.com/office/drawing/2015/9/8/chartex" xmlns:cx2="http://schemas.microsoft.com/office/drawing/2015/10/21/chartex" xmlns:cx3="http://schemas.microsoft.com/office/drawing/2016/5/9/chartex" xmlns:cx4="http://schemas.microsoft.com/office/drawing/2016/5/10/chartex" xmlns:cx5="http://schemas.microsoft.com/office/drawing/2016/5/11/chartex" xmlns:cx6="http://schemas.microsoft.com/office/drawing/2016/5/12/chartex" xmlns:cx7="http://schemas.microsoft.com/office/drawing/2016/5/13/chartex" xmlns:cx8="http://schemas.microsoft.com/office/drawing/2016/5/14/chartex" xmlns:mc="http://schemas.openxmlformats.org/markup-compatibility/2006" xmlns:aink="http://schemas.microsoft.com/office/drawing/2016/ink" xmlns:am3d="http://schemas.microsoft.com/office/drawing/2017/model3d" xmlns:o="urn:schemas-microsoft-com:office:office" xmlns:oel="http://schemas.microsoft.com/office/2019/extlst" xmlns:r="http://schemas.openxmlformats.org/officeDocument/2006/relationships" xmlns:m="http://schemas.openxmlformats.org/officeDocument/2006/math" xmlns:v="urn:schemas-microsoft-com:vml" xmlns:wp14="http://schemas.microsoft.com/office/word/2010/wordprocessingDrawing" xmlns:wp="http://schemas.openxmlformats.org/drawingml/2006/wordprocessingDrawing" xmlns:w10="urn:schemas-microsoft-com:office:word" xmlns:w="http://schemas.openxmlformats.org/wordprocessingml/2006/main" xmlns:w14="http://schemas.microsoft.com/office/word/2010/wordml" xmlns:w15="http://schemas.microsoft.com/office/word/2012/wordml" xmlns:w16cex="http://schemas.microsoft.com/office/word/2018/wordml/cex" xmlns:w16cid="http://schemas.microsoft.com/office/word/2016/wordml/cid" xmlns:w16="http://schemas.microsoft.com/office/word/2018/wordml" xmlns:w16du="http://schemas.microsoft.com/office/word/2023/wordml/word16du" xmlns:w16sdtdh="http://schemas.microsoft.com/office/word/2020/wordml/sdtdatahash" xmlns:w16sdtfl="http://schemas.microsoft.com/office/word/2024/wordml/sdtformatlock" xmlns:w16se="http://schemas.microsoft.com/office/word/2015/wordml/symex" xmlns:wpg="http://schemas.microsoft.com/office/word/2010/wordprocessingGroup" xmlns:wpi="http://schemas.microsoft.com/office/word/2010/wordprocessingInk" xmlns:wne="http://schemas.microsoft.com/office/word/2006/wordml" xmlns:wps="http://schemas.microsoft.com/office/word/2010/wordprocessingShape" mc:Ignorable="w14 w15 w16se w16cid w16 w16cex w16sdtdh w16sdtfl w16du wp14">
-  <w:tbl>
-    <w:tblPr>
-      <w:tblW w:w="10469" w:type="dxa"/>
-      <w:tblLayout w:type="fixed"/>
-      <w:tblLook w:val="04A0" w:firstRow="1" w:lastRow="0" w:firstColumn="1" w:lastColumn="0" w:noHBand="0" w:noVBand="1"/>
-    </w:tblPr>
-    <w:tblGrid>
-      <w:gridCol w:w="3150"/>
-      <w:gridCol w:w="4140"/>
-      <w:gridCol w:w="2070"/>
-      <w:gridCol w:w="1109"/>
-    </w:tblGrid>
-    <w:tr>
-      <w:trPr>
-        <w:trHeight w:val="171"/>
-      </w:trPr>
-      <w:tc>
-        <w:tcPr>
-          <w:tcW w:w="3150" w:type="dxa"/>
-          <w:vAlign w:val="center"/>
-        </w:tcPr>
-        <w:p>
-          <w:pPr>
-            <w:pStyle w:val="a5"/>
-            <w:tabs>
-              <w:tab w:val="left" w:pos="639"/>
-            </w:tabs>
-            <w:suppressAutoHyphens/>
-            <w:spacing w:line="166" w:lineRule="exact"/>
-            <w:rPr>
-              <w:rFonts w:ascii="Arial" w:hAnsi="Arial" w:cs="Arial"/>
-              <w:b/>
-              <w:bCs/>
-              <w:sz w:val="14"/>
-              <w:szCs w:val="14"/>
-            </w:rPr>
-          </w:pPr>
-          <w:r>
-            <w:rPr>
-              <w:rFonts w:ascii="Arial" w:hAnsi="Arial" w:cs="Arial"/>
-              <w:b/>
-              <w:bCs/>
-              <w:sz w:val="14"/>
-              <w:szCs w:val="14"/>
-            </w:rPr>
-            <w:t>Regd. Office:</w:t>
-          </w:r>
-        </w:p>
-        <w:p>
-          <w:pPr>
-            <w:pStyle w:val="a5"/>
-            <w:tabs>
-              <w:tab w:val="left" w:pos="639"/>
-            </w:tabs>
-            <w:suppressAutoHyphens/>
-            <w:spacing w:line="166" w:lineRule="exact"/>
-            <w:rPr>
-              <w:rFonts w:ascii="Arial" w:hAnsi="Arial" w:cs="Arial"/>
-              <w:b/>
-              <w:bCs/>
-              <w:sz w:val="14"/>
-              <w:szCs w:val="14"/>
-            </w:rPr>
-          </w:pPr>
-          <w:r>
-            <w:rPr>
-              <w:rFonts w:ascii="Arial" w:hAnsi="Arial" w:cs="Arial"/>
-              <w:b/>
-              <w:bCs/>
-              <w:sz w:val="14"/>
-              <w:szCs w:val="14"/>
-            </w:rPr>
-            <w:t xml:space="preserve">TÜV SÜD Certification and Testing (China) Co., Ltd. Ningbo Branch </w:t>
-          </w:r>
-        </w:p>
-        <w:p>
-          <w:pPr>
-            <w:pStyle w:val="a5"/>
-            <w:tabs>
-              <w:tab w:val="left" w:pos="639"/>
-            </w:tabs>
-            <w:suppressAutoHyphens/>
-            <w:spacing w:line="166" w:lineRule="exact"/>
-            <w:rPr>
-              <w:rFonts w:ascii="思源黑体" w:eastAsia="思源黑体" w:hAnsi="思源黑体" w:hint="eastAsia"/>
-              <w:b/>
-              <w:bCs/>
-              <w:sz w:val="14"/>
-              <w:szCs w:val="14"/>
-            </w:rPr>
-          </w:pPr>
-          <w:r>
-            <w:rPr>
-              <w:rFonts w:ascii="思源黑体" w:eastAsia="思源黑体" w:hAnsi="思源黑体"/>
-              <w:b/>
-              <w:bCs/>
-              <w:sz w:val="14"/>
-              <w:szCs w:val="14"/>
-            </w:rPr>
-            <w:t>南德认证检测（中国）有限公司宁波分公司</w:t>
-          </w:r>
-        </w:p>
-        <w:p>
-          <w:pPr>
-            <w:pStyle w:val="a5"/>
-            <w:tabs>
-              <w:tab w:val="left" w:pos="639"/>
-            </w:tabs>
-            <w:suppressAutoHyphens/>
-            <w:spacing w:line="166" w:lineRule="exact"/>
-            <w:rPr>
-              <w:rFonts w:ascii="Arial" w:hAnsi="Arial" w:cs="Arial"/>
-              <w:b/>
-              <w:bCs/>
-              <w:sz w:val="14"/>
-              <w:szCs w:val="14"/>
-            </w:rPr>
-          </w:pPr>
-          <w:proofErr w:type="spellStart"/>
-          <w:r>
-            <w:rPr>
-              <w:rFonts w:ascii="Arial" w:hAnsi="Arial" w:cs="Arial"/>
-              <w:b/>
-              <w:bCs/>
-              <w:sz w:val="14"/>
-              <w:szCs w:val="14"/>
-            </w:rPr>
-            <w:t>Softlines</w:t>
-          </w:r>
-          <w:proofErr w:type="spellEnd"/>
-          <w:r>
-            <w:rPr>
-              <w:rFonts w:ascii="Arial" w:hAnsi="Arial" w:cs="Arial"/>
-              <w:b/>
-              <w:bCs/>
-              <w:sz w:val="14"/>
-              <w:szCs w:val="14"/>
-            </w:rPr>
-            <w:t xml:space="preserve"> Laboratory</w:t>
-          </w:r>
-        </w:p>
-        <w:p>
-          <w:pPr>
-            <w:pStyle w:val="aa"/>
-            <w:ind w:right="-461"/>
-            <w:rPr>
-              <w:rFonts w:ascii="Arial Narrow" w:eastAsia="黑体" w:hAnsi="Arial Narrow"/>
-              <w:b/>
-              <w:sz w:val="14"/>
-              <w:szCs w:val="14"/>
-              <w:lang w:val="de-CH"/>
-            </w:rPr>
-          </w:pPr>
-          <w:r>
-            <w:rPr>
-              <w:rFonts w:ascii="思源黑体" w:eastAsia="思源黑体" w:hAnsi="思源黑体"/>
-              <w:b/>
-              <w:bCs/>
-              <w:sz w:val="14"/>
-              <w:szCs w:val="14"/>
-            </w:rPr>
-            <w:t>纺织品实验室</w:t>
-          </w:r>
-        </w:p>
-      </w:tc>
-      <w:tc>
-        <w:tcPr>
-          <w:tcW w:w="4140" w:type="dxa"/>
-          <w:vAlign w:val="center"/>
-        </w:tcPr>
-        <w:p>
-          <w:pPr>
-            <w:pStyle w:val="a5"/>
-            <w:tabs>
-              <w:tab w:val="left" w:pos="639"/>
-            </w:tabs>
-            <w:suppressAutoHyphens/>
-            <w:spacing w:line="166" w:lineRule="exact"/>
-            <w:rPr>
-              <w:rFonts w:ascii="Arial" w:hAnsi="Arial" w:cs="Arial"/>
-              <w:b/>
-              <w:bCs/>
-              <w:sz w:val="14"/>
-              <w:szCs w:val="14"/>
-            </w:rPr>
-          </w:pPr>
-          <w:r>
-            <w:rPr>
-              <w:rFonts w:ascii="Arial" w:hAnsi="Arial" w:cs="Arial"/>
-              <w:b/>
-              <w:bCs/>
-              <w:sz w:val="14"/>
-              <w:szCs w:val="14"/>
-            </w:rPr>
-            <w:t>Address:</w:t>
-          </w:r>
-        </w:p>
-        <w:p>
-          <w:pPr>
-            <w:pStyle w:val="a5"/>
-            <w:tabs>
-              <w:tab w:val="left" w:pos="639"/>
-            </w:tabs>
-            <w:suppressAutoHyphens/>
-            <w:spacing w:line="166" w:lineRule="exact"/>
-            <w:rPr>
-              <w:rFonts w:ascii="Arial" w:hAnsi="Arial" w:cs="Arial"/>
-              <w:b/>
-              <w:bCs/>
-              <w:sz w:val="14"/>
-              <w:szCs w:val="14"/>
-            </w:rPr>
-          </w:pPr>
-          <w:r>
-            <w:rPr>
-              <w:rFonts w:ascii="Arial" w:hAnsi="Arial" w:cs="Arial"/>
-              <w:b/>
-              <w:bCs/>
-              <w:sz w:val="14"/>
-              <w:szCs w:val="14"/>
-            </w:rPr>
-            <w:t>Building 2, Essence Adream of Space II, No.350, Jinghua Road, National Hi-Tech Industrial Development Zone, Ningbo, Zhejiang, China</w:t>
-          </w:r>
-        </w:p>
-        <w:p>
-          <w:pPr>
-            <w:pStyle w:val="a5"/>
-            <w:tabs>
-              <w:tab w:val="left" w:pos="639"/>
-            </w:tabs>
-            <w:suppressAutoHyphens/>
-            <w:spacing w:line="166" w:lineRule="exact"/>
-            <w:rPr>
-              <w:rFonts w:ascii="Arial Narrow" w:eastAsia="黑体" w:hAnsi="Arial Narrow"/>
-              <w:b/>
-              <w:sz w:val="14"/>
-              <w:szCs w:val="14"/>
-              <w:lang w:val="de-CH"/>
-            </w:rPr>
-          </w:pPr>
-          <w:r>
-            <w:rPr>
-              <w:rFonts w:ascii="思源黑体" w:eastAsia="思源黑体" w:hAnsi="思源黑体"/>
-              <w:b/>
-              <w:bCs/>
-              <w:sz w:val="14"/>
-              <w:szCs w:val="14"/>
-            </w:rPr>
-            <w:t>浙江省宁波市高新区菁华路350号菁华创梦空间二期2号楼</w:t>
-          </w:r>
-        </w:p>
-      </w:tc>
-      <w:tc>
-        <w:tcPr>
-          <w:tcW w:w="2070" w:type="dxa"/>
-          <w:vAlign w:val="center"/>
-        </w:tcPr>
-        <w:p>
-          <w:pPr>
-            <w:pStyle w:val="a5"/>
-            <w:tabs>
-              <w:tab w:val="left" w:pos="639"/>
-            </w:tabs>
-            <w:suppressAutoHyphens/>
-            <w:spacing w:line="166" w:lineRule="exact"/>
-            <w:rPr>
-              <w:rFonts w:ascii="Arial" w:hAnsi="Arial" w:cs="Arial"/>
-              <w:b/>
-              <w:bCs/>
-              <w:sz w:val="14"/>
-              <w:szCs w:val="14"/>
-            </w:rPr>
-          </w:pPr>
-          <w:r>
-            <w:rPr>
-              <w:rFonts w:ascii="Arial" w:hAnsi="Arial" w:cs="Arial"/>
-              <w:b/>
-              <w:bCs/>
-              <w:sz w:val="14"/>
-              <w:szCs w:val="14"/>
-            </w:rPr>
-            <w:t>Phone: +86 574 2786 6658</w:t>
-          </w:r>
-        </w:p>
-        <w:p>
-          <w:pPr>
-            <w:pStyle w:val="a5"/>
-            <w:tabs>
-              <w:tab w:val="left" w:pos="639"/>
-            </w:tabs>
-            <w:suppressAutoHyphens/>
-            <w:spacing w:line="166" w:lineRule="exact"/>
-            <w:rPr>
-              <w:rFonts w:ascii="Arial" w:hAnsi="Arial" w:cs="Arial"/>
-              <w:b/>
-              <w:bCs/>
-              <w:sz w:val="14"/>
-              <w:szCs w:val="14"/>
-            </w:rPr>
-          </w:pPr>
-          <w:r>
-            <w:rPr>
-              <w:rFonts w:ascii="Arial" w:hAnsi="Arial" w:cs="Arial"/>
-              <w:b/>
-              <w:bCs/>
-              <w:sz w:val="14"/>
-              <w:szCs w:val="14"/>
-            </w:rPr>
-            <w:t xml:space="preserve">Fax: +86 574 2786 6659 </w:t>
-          </w:r>
-        </w:p>
-        <w:p>
-          <w:pPr>
-            <w:pStyle w:val="a5"/>
-            <w:tabs>
-              <w:tab w:val="left" w:pos="639"/>
-            </w:tabs>
-            <w:suppressAutoHyphens/>
-            <w:spacing w:line="166" w:lineRule="exact"/>
-            <w:rPr>
-              <w:rFonts w:ascii="Arial" w:eastAsia="黑体" w:hAnsi="Arial" w:cs="Arial"/>
-              <w:b/>
-              <w:snapToGrid w:val="0"/>
-              <w:kern w:val="24"/>
-              <w:sz w:val="14"/>
-              <w:szCs w:val="14"/>
-            </w:rPr>
-          </w:pPr>
-          <w:r>
-            <w:rPr>
-              <w:rFonts w:ascii="Arial" w:hAnsi="Arial" w:cs="Arial"/>
-              <w:b/>
-              <w:bCs/>
-              <w:sz w:val="14"/>
-              <w:szCs w:val="14"/>
-            </w:rPr>
-            <w:t>E-mail:</w:t>
-          </w:r>
-          <w:hyperlink r:id="rId1" w:history="1">
-            <w:r>
-              <w:rPr>
-                <w:rStyle w:val="ac"/>
-                <w:rFonts w:ascii="Arial" w:eastAsia="黑体" w:hAnsi="Arial" w:cs="Arial"/>
-                <w:snapToGrid w:val="0"/>
-                <w:kern w:val="24"/>
-                <w:sz w:val="14"/>
-                <w:szCs w:val="14"/>
-              </w:rPr>
-              <w:t>softlines@tuvsud.com</w:t>
-            </w:r>
-          </w:hyperlink>
-        </w:p>
-        <w:p>
-          <w:pPr>
-            <w:pStyle w:val="aa"/>
-            <w:rPr>
-              <w:rFonts w:ascii="Arial Narrow" w:eastAsia="黑体" w:hAnsi="Arial Narrow"/>
-              <w:b/>
-              <w:sz w:val="16"/>
-              <w:szCs w:val="16"/>
-              <w:lang w:val="de-CH"/>
-            </w:rPr>
-          </w:pPr>
-          <w:r>
-            <w:rPr>
-              <w:rFonts w:ascii="Arial" w:hAnsi="Arial" w:cs="Arial"/>
-              <w:b/>
-              <w:bCs/>
-              <w:sz w:val="14"/>
-              <w:szCs w:val="14"/>
-            </w:rPr>
-            <w:t>Web:</w:t>
-          </w:r>
-          <w:r>
-            <w:rPr>
-              <w:rFonts w:ascii="Arial" w:hAnsi="Arial" w:cs="Arial" w:hint="eastAsia"/>
-              <w:sz w:val="14"/>
-              <w:szCs w:val="14"/>
-            </w:rPr>
-            <w:t xml:space="preserve"> </w:t>
-          </w:r>
-          <w:hyperlink r:id="rId2" w:history="1">
-            <w:r>
-              <w:rPr>
-                <w:rStyle w:val="ac"/>
-                <w:rFonts w:ascii="Arial" w:eastAsia="黑体" w:hAnsi="Arial" w:cs="Arial"/>
-                <w:snapToGrid w:val="0"/>
-                <w:kern w:val="24"/>
-                <w:sz w:val="14"/>
-                <w:szCs w:val="14"/>
-              </w:rPr>
-              <w:t>TÜV SÜD Softlines</w:t>
-            </w:r>
-          </w:hyperlink>
-        </w:p>
-      </w:tc>
-      <w:tc>
-        <w:tcPr>
-          <w:tcW w:w="1109" w:type="dxa"/>
-          <w:vAlign w:val="center"/>
-        </w:tcPr>
-        <w:p>
-          <w:pPr>
-            <w:pStyle w:val="a5"/>
-            <w:tabs>
-              <w:tab w:val="left" w:pos="639"/>
-            </w:tabs>
-            <w:suppressAutoHyphens/>
-            <w:spacing w:line="166" w:lineRule="exact"/>
-            <w:jc w:val="center"/>
-            <w:rPr>
-              <w:rFonts w:ascii="Arial Narrow" w:eastAsia="黑体" w:hAnsi="Arial Narrow"/>
-              <w:sz w:val="16"/>
-              <w:szCs w:val="16"/>
-            </w:rPr>
-          </w:pPr>
-        </w:p>
-        <w:p>
-          <w:pPr>
-            <w:pStyle w:val="a5"/>
-            <w:tabs>
-              <w:tab w:val="left" w:pos="639"/>
-            </w:tabs>
-            <w:suppressAutoHyphens/>
-            <w:spacing w:line="166" w:lineRule="exact"/>
-            <w:jc w:val="center"/>
-            <w:rPr>
-              <w:rFonts w:ascii="Arial Narrow" w:eastAsia="黑体" w:hAnsi="Arial Narrow"/>
-              <w:sz w:val="16"/>
-              <w:szCs w:val="16"/>
-            </w:rPr>
-          </w:pPr>
-        </w:p>
-        <w:p>
-          <w:pPr>
-            <w:pStyle w:val="a5"/>
-            <w:tabs>
-              <w:tab w:val="left" w:pos="639"/>
-            </w:tabs>
-            <w:suppressAutoHyphens/>
-            <w:spacing w:line="166" w:lineRule="exact"/>
-            <w:jc w:val="center"/>
-            <w:rPr>
-              <w:rFonts w:ascii="Arial Narrow" w:eastAsia="黑体" w:hAnsi="Arial Narrow"/>
-              <w:sz w:val="16"/>
-              <w:szCs w:val="16"/>
-            </w:rPr>
-          </w:pPr>
-        </w:p>
-        <w:p>
-          <w:pPr>
-            <w:pStyle w:val="aa"/>
-            <w:jc w:val="center"/>
-            <w:rPr>
-              <w:rFonts w:ascii="Arial Narrow" w:eastAsia="黑体" w:hAnsi="Arial Narrow" w:cs="Arial"/>
-              <w:bCs/>
-              <w:sz w:val="16"/>
-              <w:szCs w:val="16"/>
-            </w:rPr>
-          </w:pPr>
-          <w:r>
-            <w:rPr>
-              <w:rFonts w:ascii="Arial" w:eastAsia="黑体" w:hAnsi="Arial" w:cs="Arial"/>
-              <w:sz w:val="14"/>
-              <w:szCs w:val="14"/>
-            </w:rPr>
-            <w:t xml:space="preserve">Page </w:t>
-          </w:r>
-          <w:r>
-            <w:rPr>
-              <w:rFonts w:ascii="Arial" w:eastAsia="黑体" w:hAnsi="Arial" w:cs="Arial"/>
-              <w:sz w:val="14"/>
-              <w:szCs w:val="14"/>
-            </w:rPr>
-            <w:fldChar w:fldCharType="begin"/>
-          </w:r>
-          <w:r>
-            <w:rPr>
-              <w:rFonts w:ascii="Arial" w:eastAsia="黑体" w:hAnsi="Arial" w:cs="Arial"/>
-              <w:sz w:val="14"/>
-              <w:szCs w:val="14"/>
-            </w:rPr>
-            <w:instrText xml:space="preserve"> PAGE </w:instrText>
-          </w:r>
-          <w:r>
-            <w:rPr>
-              <w:rFonts w:ascii="Arial" w:eastAsia="黑体" w:hAnsi="Arial" w:cs="Arial"/>
-              <w:sz w:val="14"/>
-              <w:szCs w:val="14"/>
-            </w:rPr>
-            <w:fldChar w:fldCharType="separate"/>
-          </w:r>
-          <w:r>
-            <w:rPr>
-              <w:rFonts w:ascii="Arial" w:eastAsia="黑体" w:hAnsi="Arial" w:cs="Arial"/>
-              <w:noProof/>
-              <w:sz w:val="14"/>
-              <w:szCs w:val="14"/>
-            </w:rPr>
-            <w:t>1</w:t>
-          </w:r>
-          <w:r>
-            <w:rPr>
-              <w:rFonts w:ascii="Arial" w:eastAsia="黑体" w:hAnsi="Arial" w:cs="Arial"/>
-              <w:sz w:val="14"/>
-              <w:szCs w:val="14"/>
-            </w:rPr>
-            <w:fldChar w:fldCharType="end"/>
-          </w:r>
-          <w:r>
-            <w:rPr>
-              <w:rFonts w:ascii="Arial" w:eastAsia="黑体" w:hAnsi="Arial" w:cs="Arial"/>
-              <w:sz w:val="14"/>
-              <w:szCs w:val="14"/>
-            </w:rPr>
-            <w:t xml:space="preserve"> of </w:t>
-          </w:r>
-          <w:r>
-            <w:rPr>
-              <w:rFonts w:ascii="Arial" w:eastAsia="黑体" w:hAnsi="Arial" w:cs="Arial"/>
-              <w:sz w:val="14"/>
-              <w:szCs w:val="14"/>
-            </w:rPr>
-            <w:fldChar w:fldCharType="begin"/>
-          </w:r>
-          <w:r>
-            <w:rPr>
-              <w:rFonts w:ascii="Arial" w:eastAsia="黑体" w:hAnsi="Arial" w:cs="Arial"/>
-              <w:sz w:val="14"/>
-              <w:szCs w:val="14"/>
-            </w:rPr>
-            <w:instrText xml:space="preserve"> NUMPAGES </w:instrText>
-          </w:r>
-          <w:r>
-            <w:rPr>
-              <w:rFonts w:ascii="Arial" w:eastAsia="黑体" w:hAnsi="Arial" w:cs="Arial"/>
-              <w:sz w:val="14"/>
-              <w:szCs w:val="14"/>
-            </w:rPr>
-            <w:fldChar w:fldCharType="separate"/>
-          </w:r>
-          <w:r>
-            <w:rPr>
-              <w:rFonts w:ascii="Arial" w:eastAsia="黑体" w:hAnsi="Arial" w:cs="Arial"/>
-              <w:noProof/>
-              <w:sz w:val="14"/>
-              <w:szCs w:val="14"/>
-            </w:rPr>
-            <w:t>1</w:t>
-          </w:r>
-          <w:r>
-            <w:rPr>
-              <w:rFonts w:ascii="Arial" w:eastAsia="黑体" w:hAnsi="Arial" w:cs="Arial"/>
-              <w:sz w:val="14"/>
-              <w:szCs w:val="14"/>
-            </w:rPr>
-            <w:fldChar w:fldCharType="end"/>
-          </w:r>
-        </w:p>
-      </w:tc>
-    </w:tr>
-  </w:tbl>
   <w:p>
     <w:pPr>
       <w:pStyle w:val="a5"/>
@@ -4103,7 +3541,7 @@
                   </pic:cNvPicPr>
                 </pic:nvPicPr>
                 <pic:blipFill>
-                  <a:blip r:embed="rId3">
+                  <a:blip r:embed="rId1">
                     <a:extLst>
                       <a:ext uri="{28A0092B-C50C-407E-A947-70E740481C1C}">
                         <a14:useLocalDpi xmlns:a14="http://schemas.microsoft.com/office/drawing/2010/main" val="0"/>
@@ -4169,36 +3607,6 @@
     <w:pPr>
       <w:pStyle w:val="a3"/>
     </w:pPr>
-    <w:r>
-      <w:rPr>
-        <w:noProof/>
-      </w:rPr>
-      <w:pict w14:anchorId="56CB0DD1">
-        <v:shapetype id="_x0000_t75" coordsize="21600,21600" o:spt="75" o:preferrelative="t" path="m@4@5l@4@11@9@11@9@5xe" filled="f" stroked="f">
-          <v:stroke joinstyle="miter"/>
-          <v:formulas>
-            <v:f eqn="if lineDrawn pixelLineWidth 0"/>
-            <v:f eqn="sum @0 1 0"/>
-            <v:f eqn="sum 0 0 @1"/>
-            <v:f eqn="prod @2 1 2"/>
-            <v:f eqn="prod @3 21600 pixelWidth"/>
-            <v:f eqn="prod @3 21600 pixelHeight"/>
-            <v:f eqn="sum @0 0 1"/>
-            <v:f eqn="prod @6 1 2"/>
-            <v:f eqn="prod @7 21600 pixelWidth"/>
-            <v:f eqn="sum @8 21600 0"/>
-            <v:f eqn="prod @7 21600 pixelHeight"/>
-            <v:f eqn="sum @10 21600 0"/>
-          </v:formulas>
-          <v:path o:extrusionok="f" gradientshapeok="t" o:connecttype="rect"/>
-          <o:lock v:ext="edit" aspectratio="t"/>
-        </v:shapetype>
-        <v:shape id="WordPictureWatermark23914157" o:spid="_x0000_s1029" type="#_x0000_t75" style="position:absolute;margin-left:0;margin-top:0;width:256.5pt;height:260.25pt;z-index:-251659264;mso-position-horizontal:center;mso-position-horizontal-relative:margin;mso-position-vertical:center;mso-position-vertical-relative:margin" o:allowincell="f">
-          <v:imagedata r:id="rId1" o:title="untitled111"/>
-          <w10:wrap anchorx="margin" anchory="margin"/>
-        </v:shape>
-      </w:pict>
-    </w:r>
   </w:p>
 </w:hdr>
 </file>
@@ -4382,7 +3790,7 @@
         <w:tab w:val="right" w:pos="10490"/>
       </w:tabs>
       <w:rPr>
-        <w:rFonts w:ascii="Arial" w:hAnsi="Arial" w:cs="Arial" w:hint="eastAsia"/>
+        <w:rFonts w:ascii="Arial" w:hAnsi="Arial" w:cs="Arial"/>
         <w:sz w:val="20"/>
         <w:szCs w:val="20"/>
       </w:rPr>
